--- a/Prerequisitos-del-Curso.docx
+++ b/Prerequisitos-del-Curso.docx
@@ -25,7 +25,7 @@
           <w:i/>
           <w:color w:val="666666"/>
         </w:rPr>
-        <w:t xml:space="preserve">ChatGPT y Claude · 16 horas (2 viernes) · Presencial · MagnaTic para Central de Ingenios.</w:t>
+        <w:t xml:space="preserve">ChatGPT y Claude · 16 horas · Viernes 11 y 25 de septiembre de 2026 · Presencial · Magnatic para Central de Ingenios (CISA).</w:t>
       </w:r>
     </w:p>
     <w:p>
@@ -80,7 +80,7 @@
         <w:t xml:space="preserve">Cuenta de ChatGPT — </w:t>
       </w:r>
       <w:r>
-        <w:t xml:space="preserve">chat.openai.com (gratuita)</w:t>
+        <w:t xml:space="preserve">chatgpt.com (gratuita)</w:t>
       </w:r>
     </w:p>
     <w:p>
